--- a/Ban_cuoi/Chuong_3_He_thong_giai_phap.docx
+++ b/Ban_cuoi/Chuong_3_He_thong_giai_phap.docx
@@ -161,7 +161,7 @@
         <w:rPr>
           <w:szCs w:val="26"/>
         </w:rPr>
-        <w:t xml:space="preserve"> Luật Khoa học, Công nghệ và Đổi mới sáng tạo số 93/2025/QH15 có hiệu lực thi hành từ ngày 01 tháng 10 năm 2025, tại điểm b và điểm h khoản 7 Điều 71 đã sửa đổi Điều 135 Luật Sở hữu trí tuệ (thể hiện trong Văn bản hợp nhất số 67/VBHN-VPQH năm 2026), quy định chủ sở hữu có nghĩa vụ trả thù lao cho tác giả theo thỏa thuận; trường hợp không có thỏa thuận thì mức thù lao là 10% lợi nhuận trước thuế thu được tương ứng với giá trị mà sáng chế, kiểu dáng công nghiệp, thiết kế bố trí đóng góp khi chủ sở hữu tự sử dụng, hoặc 15% tổng số tiền chủ sở hữu nhận được trong mỗi lần thanh toán khi chuyển giao quyền sử dụng. Đồng thời, khoản 2 Điều 135 về khung thù lao đối với nhiệm vụ sử dụng ngân sách nhà nước đã bị bãi bỏ. Như vậy, pháp luật ưu tiên cơ chế thỏa thuận và không đặt trần thù lao. Do đó, mức giới hạn trần 100 triệu đồng tại điểm a khoản 4 Điều 36 Quyết định số 213/QĐ-ĐHTĐ là quy định nội bộ tự đặt ra của Nhà trường, cần được bãi bỏ để bảo đảm tương thích với pháp luật hiện hành và tạo động lực thực sự cho hoạt động sáng tạo.</w:t>
+        <w:t xml:space="preserve"> Luật Khoa học, Công nghệ và Đổi mới sáng tạo số 93/2025/QH15 có hiệu lực thi hành từ ngày 01 tháng 10 năm 2025, tại điểm b và điểm h khoản 7 Điều 71 đã sửa đổi Điều 135 Luật Sở hữu trí tuệ (thể hiện trong Văn bản hợp nhất số 67/VBHN-VPQH năm 2026), quy định chủ sở hữu có nghĩa vụ trả thù lao cho tác giả theo thỏa thuận; trường hợp không có thỏa thuận thì mức thù lao là 10% lợi nhuận trước thuế thu được tương ứng với giá trị mà sáng chế, kiểu dáng công nghiệp, thiết kế bố trí đóng góp khi chủ sở hữu tự sử dụng, hoặc 15% tổng số tiền chủ sở hữu nhận được trong mỗi lần thanh toán khi chuyển giao quyền sử dụng. Đồng thời, khoản 2 Điều 135 về khung thù lao đối với nhiệm vụ sử dụng ngân sách nhà nước đã bị bãi bỏ. Như vậy, pháp luật ưu tiên cơ chế thỏa thuận và không đặt trần thù lao. Do đó, mức giới hạn trần 100 triệu đồng tại điểm a khoản 4 Điều 36 Quyết định số 213/QĐ-ĐHTĐ được xây dựng năm 2021 theo khung pháp luật khi đó, nay cần được cập nhật để tương thích với pháp luật hiện hành và tạo động lực thực sự cho hoạt động sáng tạo. Bên cạnh đó, khoản 2 Điều 25 Luật này quy định tổ chức chủ trì nhiệm vụ sử dụng ngân sách nhà nước được Nhà nước tự động giao quyền quản lý, sử dụng, quyền sở hữu phần kết quả tương ứng, không phải bồi hoàn chi phí; Điều 27 cho phép tổ chức được giao quyền tự quyết định hình thức, giá và phân chia lợi nhuận khi thương mại hóa; điểm a khoản 3 Điều 28 quy định thưởng cho tác giả tối thiểu 30% lợi nhuận thu được từ thương mại hóa phần kết quả sử dụng ngân sách nhà nước; điểm b khoản 2 Điều 66 cho phép quỹ phát triển khoa học và công nghệ của tổ chức chi cho đăng ký, bảo hộ, quản lý, khai thác quyền sở hữu trí tuệ.</w:t>
       </w:r>
     </w:p>
     <w:p>
@@ -553,13 +553,13 @@
                 <w:b/>
                 <w:sz w:val="24"/>
               </w:rPr>
-              <w:t xml:space="preserve">4. Kênh chuyển hóa đã vận hành:</w:t>
+              <w:t xml:space="preserve">4. Kênh chuyển hóa và hợp tác doanh nghiệp đã vận hành:</w:t>
             </w:r>
             <w:r>
               <w:rPr>
                 <w:sz w:val="24"/>
               </w:rPr>
-              <w:t xml:space="preserve"> 2 đơn sáng chế năm 2025 và 2026; 9 văn bằng, nhóm thương hiệu được bảo hộ liên tục từ năm 2021.</w:t>
+              <w:t xml:space="preserve"> 2 đơn sáng chế năm 2025 và 2026; 9 văn bằng, trong đó 5 kiểu dáng công nghiệp và nhãn hiệu từ chiến lược hợp tác doanh nghiệp do Ban Giám hiệu chủ động kết nối.</w:t>
             </w:r>
           </w:p>
           <w:p>
@@ -599,13 +599,13 @@
                 <w:b/>
                 <w:sz w:val="24"/>
               </w:rPr>
-              <w:t xml:space="preserve">1. Chuyển hóa thấp:</w:t>
+              <w:t xml:space="preserve">1. Chuyển hóa chưa tương xứng tiềm năng:</w:t>
             </w:r>
             <w:r>
               <w:rPr>
                 <w:sz w:val="24"/>
               </w:rPr>
-              <w:t xml:space="preserve"> 1 trên 11 đề tài đủ điều kiện được nộp đơn; 8 đề tài đủ điều kiện giai đoạn 2021 - 2024 đều không nộp đơn; nghiên cứu chỉ đóng góp 2 trên 12 tài sản.</w:t>
+              <w:t xml:space="preserve"> 1 trên 11 đề tài đủ điều kiện được nộp đơn; 8 đề tài đủ điều kiện giai đoạn 2021 - 2024 chưa được nộp đơn.</w:t>
             </w:r>
           </w:p>
           <w:p>
@@ -619,13 +619,13 @@
                 <w:b/>
                 <w:sz w:val="24"/>
               </w:rPr>
-              <w:t xml:space="preserve">2. Quy định chồng lấn, thiếu khâu then chốt:</w:t>
+              <w:t xml:space="preserve">2. Quy định chưa được hợp nhất sau thay đổi pháp luật:</w:t>
             </w:r>
             <w:r>
               <w:rPr>
                 <w:sz w:val="24"/>
               </w:rPr>
-              <w:t xml:space="preserve"> 4 văn bản với 5 quy định chia lợi ích; trần 100 triệu đồng không còn tương thích với Điều 135 Luật Sở hữu trí tuệ; không có khâu rà soát khả năng bảo hộ khi nghiệm thu.</w:t>
+              <w:t xml:space="preserve"> 4 văn bản với 5 quy định chia lợi ích; trần 100 triệu đồng chưa tương thích với Điều 28 Luật số 93/2025/QH15; chưa có biểu mẫu rà soát khả năng bảo hộ khi nghiệm thu.</w:t>
             </w:r>
           </w:p>
           <w:p>
@@ -639,13 +639,13 @@
                 <w:b/>
                 <w:sz w:val="24"/>
               </w:rPr>
-              <w:t xml:space="preserve">3. Bộ máy phân tán và mỏng:</w:t>
+              <w:t xml:space="preserve">3. Phối hợp chưa liên thông:</w:t>
             </w:r>
             <w:r>
               <w:rPr>
                 <w:sz w:val="24"/>
               </w:rPr>
-              <w:t xml:space="preserve"> chức năng chia cho 4 đơn vị; Phòng Khoa học Công nghệ có 2 nhân sự, không có người chuyên trách sở hữu trí tuệ.</w:t>
+              <w:t xml:space="preserve"> chức năng phân công cho 4 đơn vị nhưng chưa có luồng hồ sơ chung; chưa có vị trí chuyên trách sở hữu trí tuệ.</w:t>
             </w:r>
           </w:p>
           <w:p>
@@ -759,7 +759,7 @@
               <w:rPr>
                 <w:sz w:val="24"/>
               </w:rPr>
-              <w:t xml:space="preserve"> Luật số 93/2025/QH15 đặt thù lao theo thỏa thuận và bãi bỏ quy định riêng về thù lao đối với nhiệm vụ sử dụng ngân sách nhà nước; điểm c khoản 1 Điều 86 do Luật số 131/2025/QH15 bổ sung trao quyền đăng ký cho tổ chức chủ trì; Điều 28 Luật Giáo dục đại học số 125/2025/QH15 cho phép thành lập doanh nghiệp, định giá, góp vốn bằng tài sản trí tuệ.</w:t>
+              <w:t xml:space="preserve"> Luật số 93/2025/QH15 tự động giao quyền sở hữu kết quả cho tổ chức chủ trì, kể cả tổ chức ngoài công lập, và cho phép quỹ phát triển khoa học và công nghệ chi cho bảo hộ sở hữu trí tuệ; điểm c khoản 1 Điều 86 do Luật số 131/2025/QH15 bổ sung trao quyền đăng ký cho tổ chức chủ trì; Điều 28 Luật Giáo dục đại học số 125/2025/QH15 cho phép thành lập doanh nghiệp, định giá, góp vốn bằng tài sản trí tuệ.</w:t>
             </w:r>
           </w:p>
           <w:p>
@@ -939,13 +939,13 @@
                 <w:b/>
                 <w:sz w:val="24"/>
               </w:rPr>
-              <w:t xml:space="preserve">5. Rủi ro phụ thuộc và tranh chấp:</w:t>
+              <w:t xml:space="preserve">5. Yêu cầu tự chủ năng lực và rủi ro tranh chấp:</w:t>
             </w:r>
             <w:r>
               <w:rPr>
                 <w:sz w:val="24"/>
               </w:rPr>
-              <w:t xml:space="preserve"> một nửa số tài sản đồng sở hữu với một doanh nghiệp; nguy cơ tranh chấp đối với sản phẩm đồng sáng tạo giữa giảng viên, người học, doanh nghiệp và sản phẩm có sử dụng trí tuệ nhân tạo.</w:t>
+              <w:t xml:space="preserve"> cần năng lực tự tra cứu, soạn đơn để phát triển tài sản đơn sở hữu; nguy cơ tranh chấp đối với sản phẩm đồng sáng tạo giữa giảng viên, người học, doanh nghiệp và sản phẩm có sử dụng trí tuệ nhân tạo.</w:t>
             </w:r>
           </w:p>
         </w:tc>
@@ -1188,7 +1188,7 @@
               <w:rPr>
                 <w:sz w:val="24"/>
               </w:rPr>
-              <w:t xml:space="preserve">Dựa vào nguyên tắc thỏa thuận thù lao của Luật số 93/2025/QH15 để hợp nhất quy chế, bãi bỏ mức trần 100 triệu đồng; dùng chỉ số văn bằng của Chuẩn mới và Quyết định số 1624/QĐ-TTg để đưa văn bằng vào đánh giá, khen thưởng ngang với công bố.</w:t>
+              <w:t xml:space="preserve">Dựa vào Điều 28 Luật số 93/2025/QH15 và nguyên tắc thỏa thuận thù lao để hợp nhất quy chế, cập nhật mức trần 100 triệu đồng; dùng chỉ số văn bằng của Chuẩn mới và Quyết định số 1624/QĐ-TTg để đưa văn bằng vào đánh giá, khen thưởng ngang với công bố.</w:t>
             </w:r>
           </w:p>
         </w:tc>
@@ -1568,7 +1568,7 @@
         <w:rPr>
           <w:szCs w:val="26"/>
         </w:rPr>
-        <w:t xml:space="preserve">Kết quả phân tích thực trạng tại Chương 2 cho thấy hiện nay Nhà trường đang vận hành đồng thời bốn văn bản nội bộ có quy định về sở hữu trí tuệ, gồm Quyết định số 213/QĐ-ĐHTĐ, Quyết định số 217/QĐ-ĐHTĐ ban hành Quy chế quản trị tài sản trí tuệ năm 2024, Quy chế chi tiêu nội bộ và Điều lệ Quỹ Học bổng sau tiến sĩ Ngô Xuân Độ, với năm quy định khác nhau về phân chia lợi ích, dẫn đến sự chồng chéo trong áp dụng thực tế. Quy chế ban hành kèm Quyết định 217 đã mở rộng phạm vi tài sản tới giải pháp hữu ích, cơ sở dữ liệu, bí mật thương mại, giáo trình điện tử và nhãn hiệu của các đơn vị thuộc Trường, nhưng không dẫn chiếu và không thay thế Chương VI Quyết định 213, chưa có biểu mẫu để nhận diện các tài sản này trong thực tế và chưa có nội dung về liêm chính khoa học, liêm chính học thuật mà Thông tư số 83/2026/TT-BGDĐT xếp cùng nhóm nội dung quản trị bắt buộc về sở hữu trí tuệ.</w:t>
+        <w:t xml:space="preserve">Kết quả phân tích thực trạng tại Chương 2 cho thấy hiện nay Nhà trường đang vận hành đồng thời bốn văn bản nội bộ có quy định về sở hữu trí tuệ, gồm Quyết định số 213/QĐ-ĐHTĐ, Quyết định số 217/QĐ-ĐHTĐ ngày 21 tháng 11 năm 2024 ban hành Quy chế quản trị tài sản trí tuệ, Quy chế chi tiêu nội bộ và Điều lệ Quỹ Học bổng sau tiến sĩ Ngô Xuân Độ, với năm quy định khác nhau về phân chia lợi ích. Các văn bản này được ban hành ở những thời điểm và cho những kênh tài trợ khác nhau, trước khi Luật số 93/2025/QH15 và Luật số 131/2025/QH15 có hiệu lực, nay cần được hợp nhất để thống nhất cách áp dụng. Quy chế ban hành kèm Quyết định 217 đã mở rộng phạm vi tài sản tới giải pháp hữu ích, cơ sở dữ liệu, bí mật thương mại, giáo trình điện tử và nhãn hiệu của các đơn vị thuộc Trường, nhưng không dẫn chiếu và không thay thế Chương VI Quyết định 213, chưa có biểu mẫu để nhận diện các tài sản này trong thực tế và chưa có nội dung về liêm chính khoa học, liêm chính học thuật mà Thông tư số 83/2026/TT-BGDĐT xếp cùng nhóm nội dung quản trị bắt buộc về sở hữu trí tuệ.</w:t>
       </w:r>
     </w:p>
     <w:p>
@@ -1662,7 +1662,7 @@
         <w:rPr>
           <w:szCs w:val="26"/>
         </w:rPr>
-        <w:t xml:space="preserve"> Bãi bỏ mức trần thù lao 100 triệu đồng tại điểm a khoản 4 Điều 36 Quyết định số 213/QĐ-ĐHTĐ. Áp dụng cơ chế thù lao theo thỏa thuận; trường hợp không có thỏa thuận thì mức thù lao không thấp hơn mức quy định tại khoản 1 Điều 135 Luật Sở hữu trí tuệ đã được sửa đổi theo điểm b khoản 7 Điều 71 Luật số 93/2025/QH15, tức 10% lợi nhuận trước thuế khi Nhà trường tự sử dụng và 15% số tiền nhận được mỗi lần khi chuyển giao quyền sử dụng. Quy định tỷ lệ phân chia thù lao linh hoạt: năm đầu tiên phát sinh doanh thu trích tối thiểu 50% lợi nhuận thuần cho tập thể tác giả nhằm tạo động lực ban đầu mạnh mẽ; từ năm thứ hai trở đi trích 30% cho tác giả và 70% cho Quỹ phát triển khoa học công nghệ của Nhà trường.</w:t>
+        <w:t xml:space="preserve"> Bãi bỏ mức trần thù lao 100 triệu đồng tại điểm a khoản 4 Điều 36 Quyết định số 213/QĐ-ĐHTĐ. Áp dụng cơ chế thù lao theo thỏa thuận; trường hợp không có thỏa thuận thì mức thù lao không thấp hơn mức quy định tại khoản 1 Điều 135 Luật Sở hữu trí tuệ đã được sửa đổi theo điểm b khoản 7 Điều 71 Luật số 93/2025/QH15, tức 10% lợi nhuận trước thuế khi Nhà trường tự sử dụng và 15% số tiền nhận được mỗi lần khi chuyển giao quyền sử dụng; đối với kết quả sử dụng ngân sách nhà nước như ba đề tài cấp quốc gia, bảo đảm mức thưởng cho tác giả không thấp hơn 30% lợi nhuận theo điểm a khoản 3 Điều 28 Luật số 93/2025/QH15. Quy định tỷ lệ phân chia thù lao linh hoạt: năm đầu tiên phát sinh doanh thu trích tối thiểu 50% lợi nhuận thuần cho tập thể tác giả nhằm tạo động lực ban đầu mạnh mẽ; từ năm thứ hai trở đi trích 30% cho tác giả và 70% cho Quỹ phát triển khoa học công nghệ của Nhà trường.</w:t>
       </w:r>
     </w:p>
     <w:p>
@@ -1887,7 +1887,7 @@
         <w:rPr>
           <w:szCs w:val="26"/>
         </w:rPr>
-        <w:t xml:space="preserve">Thiết lập Cơ chế phối hợp liên phòng ban theo mô hình tam giác vận hành. Trong mô hình này, ba trục chức năng phối hợp chặt chẽ theo quy chế liên thông:</w:t>
+        <w:t xml:space="preserve">Thiết lập Cơ chế phối hợp liên phòng ban theo mô hình tam giác vận hành. Trong mô hình này, ba trục chức năng phối hợp chặt chẽ theo quy chế liên thông, với hai đơn vị phối hợp, như thể hiện tại hình dưới đây.</w:t>
       </w:r>
     </w:p>
     <w:p>
@@ -1905,781 +1905,54 @@
           <w:b/>
           <w:szCs w:val="26"/>
         </w:rPr>
-        <w:t>Bảng 3.3. Cơ chế phối hợp liên phòng ban trong quản lý sở hữu trí tuệ</w:t>
+        <w:t>Hình 3.1. Mô hình phối hợp liên phòng ban trong quản lý quyền sở hữu trí tuệ</w:t>
       </w:r>
     </w:p>
-    <w:tbl>
-      <w:tblPr>
-        <w:tblStyle w:val="TableGrid"/>
-        <w:tblW w:w="0" w:type="auto"/>
+    <w:p>
+      <w:pPr>
+        <w:keepNext/>
+        <w:spacing w:before="0" w:after="0" w:line="240" w:lineRule="auto"/>
+        <w:ind w:firstLine="0"/>
         <w:jc w:val="center"/>
-        <w:tblLook w:val="04A0" w:firstRow="1" w:lastRow="0" w:firstColumn="1" w:lastColumn="0" w:noHBand="0" w:noVBand="1"/>
-      </w:tblPr>
-      <w:tblGrid>
-        <w:gridCol w:w="2176"/>
-        <w:gridCol w:w="1693"/>
-        <w:gridCol w:w="3144"/>
-        <w:gridCol w:w="2055"/>
-      </w:tblGrid>
-      <w:tr>
-        <w:trPr>
-          <w:tblHeader/>
-          <w:cantSplit/>
-        </w:trPr>
-        <w:tc>
-          <w:tcPr>
-            <w:tcW w:w="2176" w:type="dxa"/>
-            <w:shd w:val="clear" w:color="auto" w:fill="DCE8F7"/>
-            <w:vAlign w:val="center"/>
-          </w:tcPr>
-          <w:p>
-            <w:pPr>
-              <w:spacing w:before="20" w:after="20" w:line="252" w:lineRule="auto"/>
-              <w:ind w:firstLine="0"/>
-              <w:jc w:val="center"/>
-            </w:pPr>
-            <w:r>
-              <w:rPr>
-                <w:b/>
-                <w:sz w:val="24"/>
-              </w:rPr>
-              <w:t xml:space="preserve">Đơn vị</w:t>
-            </w:r>
-          </w:p>
-        </w:tc>
-        <w:tc>
-          <w:tcPr>
-            <w:tcW w:w="1693" w:type="dxa"/>
-            <w:shd w:val="clear" w:color="auto" w:fill="DCE8F7"/>
-            <w:vAlign w:val="center"/>
-          </w:tcPr>
-          <w:p>
-            <w:pPr>
-              <w:spacing w:before="20" w:after="20" w:line="252" w:lineRule="auto"/>
-              <w:ind w:firstLine="0"/>
-              <w:jc w:val="center"/>
-            </w:pPr>
-            <w:r>
-              <w:rPr>
-                <w:b/>
-                <w:sz w:val="24"/>
-              </w:rPr>
-              <w:t xml:space="preserve">Vai trò</w:t>
-            </w:r>
-          </w:p>
-        </w:tc>
-        <w:tc>
-          <w:tcPr>
-            <w:tcW w:w="3144" w:type="dxa"/>
-            <w:shd w:val="clear" w:color="auto" w:fill="DCE8F7"/>
-            <w:vAlign w:val="center"/>
-          </w:tcPr>
-          <w:p>
-            <w:pPr>
-              <w:spacing w:before="20" w:after="20" w:line="252" w:lineRule="auto"/>
-              <w:ind w:firstLine="0"/>
-              <w:jc w:val="center"/>
-            </w:pPr>
-            <w:r>
-              <w:rPr>
-                <w:b/>
-                <w:sz w:val="24"/>
-              </w:rPr>
-              <w:t xml:space="preserve">Nhiệm vụ chính</w:t>
-            </w:r>
-          </w:p>
-        </w:tc>
-        <w:tc>
-          <w:tcPr>
-            <w:tcW w:w="2055" w:type="dxa"/>
-            <w:shd w:val="clear" w:color="auto" w:fill="DCE8F7"/>
-            <w:vAlign w:val="center"/>
-          </w:tcPr>
-          <w:p>
-            <w:pPr>
-              <w:spacing w:before="20" w:after="20" w:line="252" w:lineRule="auto"/>
-              <w:ind w:firstLine="0"/>
-              <w:jc w:val="center"/>
-            </w:pPr>
-            <w:r>
-              <w:rPr>
-                <w:b/>
-                <w:sz w:val="24"/>
-              </w:rPr>
-              <w:t xml:space="preserve">Sản phẩm đầu ra</w:t>
-            </w:r>
-          </w:p>
-        </w:tc>
-      </w:tr>
-      <w:tr>
-        <w:trPr/>
-        <w:tc>
-          <w:tcPr>
-            <w:tcW w:w="2176" w:type="dxa"/>
-            <w:vAlign w:val="center"/>
-          </w:tcPr>
-          <w:p>
-            <w:pPr>
-              <w:spacing w:before="20" w:after="20" w:line="252" w:lineRule="auto"/>
-              <w:ind w:firstLine="0"/>
-              <w:jc w:val="left"/>
-            </w:pPr>
-            <w:r>
-              <w:rPr>
-                <w:sz w:val="24"/>
-              </w:rPr>
-              <w:t xml:space="preserve">Bộ phận Pháp chế, Trung tâm Dịch vụ và Quản trị hành chính tổng hợp</w:t>
-            </w:r>
-          </w:p>
-        </w:tc>
-        <w:tc>
-          <w:tcPr>
-            <w:tcW w:w="1693" w:type="dxa"/>
-            <w:vAlign w:val="center"/>
-          </w:tcPr>
-          <w:p>
-            <w:pPr>
-              <w:spacing w:before="20" w:after="20" w:line="252" w:lineRule="auto"/>
-              <w:ind w:firstLine="0"/>
-              <w:jc w:val="left"/>
-            </w:pPr>
-            <w:r>
-              <w:rPr>
-                <w:sz w:val="24"/>
-              </w:rPr>
-              <w:t xml:space="preserve">Đầu mối thể chế và thủ tục</w:t>
-            </w:r>
-          </w:p>
-        </w:tc>
-        <w:tc>
-          <w:tcPr>
-            <w:tcW w:w="3144" w:type="dxa"/>
-            <w:vAlign w:val="center"/>
-          </w:tcPr>
-          <w:p>
-            <w:pPr>
-              <w:spacing w:before="20" w:after="20" w:line="252" w:lineRule="auto"/>
-              <w:ind w:firstLine="0"/>
-              <w:jc w:val="left"/>
-            </w:pPr>
-            <w:r>
-              <w:rPr>
-                <w:sz w:val="24"/>
-              </w:rPr>
-              <w:t xml:space="preserve">Soạn thảo, cập nhật quy chế</w:t>
-            </w:r>
-          </w:p>
-          <w:p>
-            <w:pPr>
-              <w:spacing w:before="20" w:after="20" w:line="252" w:lineRule="auto"/>
-              <w:ind w:firstLine="0"/>
-              <w:jc w:val="left"/>
-            </w:pPr>
-            <w:r>
-              <w:rPr>
-                <w:sz w:val="24"/>
-              </w:rPr>
-              <w:t xml:space="preserve">Tiếp nhận, thẩm định hồ sơ</w:t>
-            </w:r>
-          </w:p>
-          <w:p>
-            <w:pPr>
-              <w:spacing w:before="20" w:after="20" w:line="252" w:lineRule="auto"/>
-              <w:ind w:firstLine="0"/>
-              <w:jc w:val="left"/>
-            </w:pPr>
-            <w:r>
-              <w:rPr>
-                <w:sz w:val="24"/>
-              </w:rPr>
-              <w:t xml:space="preserve">Làm việc với Cục Sở hữu trí tuệ</w:t>
-            </w:r>
-          </w:p>
-          <w:p>
-            <w:pPr>
-              <w:spacing w:before="20" w:after="20" w:line="252" w:lineRule="auto"/>
-              <w:ind w:firstLine="0"/>
-              <w:jc w:val="left"/>
-            </w:pPr>
-            <w:r>
-              <w:rPr>
-                <w:sz w:val="24"/>
-              </w:rPr>
-              <w:t xml:space="preserve">Quản lý kho lưu trữ tài sản trí tuệ</w:t>
-            </w:r>
-          </w:p>
-          <w:p>
-            <w:pPr>
-              <w:spacing w:before="20" w:after="20" w:line="252" w:lineRule="auto"/>
-              <w:ind w:firstLine="0"/>
-              <w:jc w:val="left"/>
-            </w:pPr>
-            <w:r>
-              <w:rPr>
-                <w:sz w:val="24"/>
-              </w:rPr>
-              <w:t xml:space="preserve">Đăng ký quyền tác giả giáo trình số</w:t>
-            </w:r>
-          </w:p>
-        </w:tc>
-        <w:tc>
-          <w:tcPr>
-            <w:tcW w:w="2055" w:type="dxa"/>
-            <w:vAlign w:val="center"/>
-          </w:tcPr>
-          <w:p>
-            <w:pPr>
-              <w:spacing w:before="20" w:after="20" w:line="252" w:lineRule="auto"/>
-              <w:ind w:firstLine="0"/>
-              <w:jc w:val="left"/>
-            </w:pPr>
-            <w:r>
-              <w:rPr>
-                <w:sz w:val="24"/>
-              </w:rPr>
-              <w:t xml:space="preserve">Quy chế hợp nhất</w:t>
-            </w:r>
-          </w:p>
-          <w:p>
-            <w:pPr>
-              <w:spacing w:before="20" w:after="20" w:line="252" w:lineRule="auto"/>
-              <w:ind w:firstLine="0"/>
-              <w:jc w:val="left"/>
-            </w:pPr>
-            <w:r>
-              <w:rPr>
-                <w:sz w:val="24"/>
-              </w:rPr>
-              <w:t xml:space="preserve">Văn bằng bảo hộ</w:t>
-            </w:r>
-          </w:p>
-          <w:p>
-            <w:pPr>
-              <w:spacing w:before="20" w:after="20" w:line="252" w:lineRule="auto"/>
-              <w:ind w:firstLine="0"/>
-              <w:jc w:val="left"/>
-            </w:pPr>
-            <w:r>
-              <w:rPr>
-                <w:sz w:val="24"/>
-              </w:rPr>
-              <w:t xml:space="preserve">Sổ theo dõi đơn</w:t>
-            </w:r>
-          </w:p>
-        </w:tc>
-      </w:tr>
-      <w:tr>
-        <w:trPr/>
-        <w:tc>
-          <w:tcPr>
-            <w:tcW w:w="2176" w:type="dxa"/>
-            <w:vAlign w:val="center"/>
-          </w:tcPr>
-          <w:p>
-            <w:pPr>
-              <w:spacing w:before="20" w:after="20" w:line="252" w:lineRule="auto"/>
-              <w:ind w:firstLine="0"/>
-              <w:jc w:val="left"/>
-            </w:pPr>
-            <w:r>
-              <w:rPr>
-                <w:sz w:val="24"/>
-              </w:rPr>
-              <w:t xml:space="preserve">Phòng Khoa học Công nghệ</w:t>
-            </w:r>
-          </w:p>
-        </w:tc>
-        <w:tc>
-          <w:tcPr>
-            <w:tcW w:w="1693" w:type="dxa"/>
-            <w:vAlign w:val="center"/>
-          </w:tcPr>
-          <w:p>
-            <w:pPr>
-              <w:spacing w:before="20" w:after="20" w:line="252" w:lineRule="auto"/>
-              <w:ind w:firstLine="0"/>
-              <w:jc w:val="left"/>
-            </w:pPr>
-            <w:r>
-              <w:rPr>
-                <w:sz w:val="24"/>
-              </w:rPr>
-              <w:t xml:space="preserve">Đầu mối chuyên môn và ngân sách</w:t>
-            </w:r>
-          </w:p>
-        </w:tc>
-        <w:tc>
-          <w:tcPr>
-            <w:tcW w:w="3144" w:type="dxa"/>
-            <w:vAlign w:val="center"/>
-          </w:tcPr>
-          <w:p>
-            <w:pPr>
-              <w:spacing w:before="20" w:after="20" w:line="252" w:lineRule="auto"/>
-              <w:ind w:firstLine="0"/>
-              <w:jc w:val="left"/>
-            </w:pPr>
-            <w:r>
-              <w:rPr>
-                <w:sz w:val="24"/>
-              </w:rPr>
-              <w:t xml:space="preserve">Đánh giá tính mới</w:t>
-            </w:r>
-          </w:p>
-          <w:p>
-            <w:pPr>
-              <w:spacing w:before="20" w:after="20" w:line="252" w:lineRule="auto"/>
-              <w:ind w:firstLine="0"/>
-              <w:jc w:val="left"/>
-            </w:pPr>
-            <w:r>
-              <w:rPr>
-                <w:sz w:val="24"/>
-              </w:rPr>
-              <w:t xml:space="preserve">Phân bổ kinh phí nghiên cứu</w:t>
-            </w:r>
-          </w:p>
-          <w:p>
-            <w:pPr>
-              <w:spacing w:before="20" w:after="20" w:line="252" w:lineRule="auto"/>
-              <w:ind w:firstLine="0"/>
-              <w:jc w:val="left"/>
-            </w:pPr>
-            <w:r>
-              <w:rPr>
-                <w:sz w:val="24"/>
-              </w:rPr>
-              <w:t xml:space="preserve">Quản lý chỉ tiêu khoa học công nghệ</w:t>
-            </w:r>
-          </w:p>
-          <w:p>
-            <w:pPr>
-              <w:spacing w:before="20" w:after="20" w:line="252" w:lineRule="auto"/>
-              <w:ind w:firstLine="0"/>
-              <w:jc w:val="left"/>
-            </w:pPr>
-            <w:r>
-              <w:rPr>
-                <w:sz w:val="24"/>
-              </w:rPr>
-              <w:t xml:space="preserve">Tổ chức rà soát khả năng bảo hộ tại nghiệm thu</w:t>
-            </w:r>
-          </w:p>
-          <w:p>
-            <w:pPr>
-              <w:spacing w:before="20" w:after="20" w:line="252" w:lineRule="auto"/>
-              <w:ind w:firstLine="0"/>
-              <w:jc w:val="left"/>
-            </w:pPr>
-            <w:r>
-              <w:rPr>
-                <w:sz w:val="24"/>
-              </w:rPr>
-              <w:t xml:space="preserve">Cập nhật danh mục số tài sản trí tuệ</w:t>
-            </w:r>
-          </w:p>
-        </w:tc>
-        <w:tc>
-          <w:tcPr>
-            <w:tcW w:w="2055" w:type="dxa"/>
-            <w:vAlign w:val="center"/>
-          </w:tcPr>
-          <w:p>
-            <w:pPr>
-              <w:spacing w:before="20" w:after="20" w:line="252" w:lineRule="auto"/>
-              <w:ind w:firstLine="0"/>
-              <w:jc w:val="left"/>
-            </w:pPr>
-            <w:r>
-              <w:rPr>
-                <w:sz w:val="24"/>
-              </w:rPr>
-              <w:t xml:space="preserve">Biên bản rà soát</w:t>
-            </w:r>
-          </w:p>
-          <w:p>
-            <w:pPr>
-              <w:spacing w:before="20" w:after="20" w:line="252" w:lineRule="auto"/>
-              <w:ind w:firstLine="0"/>
-              <w:jc w:val="left"/>
-            </w:pPr>
-            <w:r>
-              <w:rPr>
-                <w:sz w:val="24"/>
-              </w:rPr>
-              <w:t xml:space="preserve">Quyết toán kinh phí</w:t>
-            </w:r>
-          </w:p>
-          <w:p>
-            <w:pPr>
-              <w:spacing w:before="20" w:after="20" w:line="252" w:lineRule="auto"/>
-              <w:ind w:firstLine="0"/>
-              <w:jc w:val="left"/>
-            </w:pPr>
-            <w:r>
-              <w:rPr>
-                <w:sz w:val="24"/>
-              </w:rPr>
-              <w:t xml:space="preserve">Báo cáo chỉ tiêu và dữ liệu</w:t>
-            </w:r>
-          </w:p>
-        </w:tc>
-      </w:tr>
-      <w:tr>
-        <w:trPr/>
-        <w:tc>
-          <w:tcPr>
-            <w:tcW w:w="2176" w:type="dxa"/>
-            <w:vAlign w:val="center"/>
-          </w:tcPr>
-          <w:p>
-            <w:pPr>
-              <w:spacing w:before="20" w:after="20" w:line="252" w:lineRule="auto"/>
-              <w:ind w:firstLine="0"/>
-              <w:jc w:val="left"/>
-            </w:pPr>
-            <w:r>
-              <w:rPr>
-                <w:sz w:val="24"/>
-              </w:rPr>
-              <w:t xml:space="preserve">Viện Nghiên cứu giáo dục và Chuyển giao tri thức, các viện đào tạo</w:t>
-            </w:r>
-          </w:p>
-        </w:tc>
-        <w:tc>
-          <w:tcPr>
-            <w:tcW w:w="1693" w:type="dxa"/>
-            <w:vAlign w:val="center"/>
-          </w:tcPr>
-          <w:p>
-            <w:pPr>
-              <w:spacing w:before="20" w:after="20" w:line="252" w:lineRule="auto"/>
-              <w:ind w:firstLine="0"/>
-              <w:jc w:val="left"/>
-            </w:pPr>
-            <w:r>
-              <w:rPr>
-                <w:sz w:val="24"/>
-              </w:rPr>
-              <w:t xml:space="preserve">Đầu mối tạo sinh tài sản và thương mại hóa</w:t>
-            </w:r>
-          </w:p>
-        </w:tc>
-        <w:tc>
-          <w:tcPr>
-            <w:tcW w:w="3144" w:type="dxa"/>
-            <w:vAlign w:val="center"/>
-          </w:tcPr>
-          <w:p>
-            <w:pPr>
-              <w:spacing w:before="20" w:after="20" w:line="252" w:lineRule="auto"/>
-              <w:ind w:firstLine="0"/>
-              <w:jc w:val="left"/>
-            </w:pPr>
-            <w:r>
-              <w:rPr>
-                <w:sz w:val="24"/>
-              </w:rPr>
-              <w:t xml:space="preserve">Phát sinh sáng chế, giải pháp hữu ích</w:t>
-            </w:r>
-          </w:p>
-          <w:p>
-            <w:pPr>
-              <w:spacing w:before="20" w:after="20" w:line="252" w:lineRule="auto"/>
-              <w:ind w:firstLine="0"/>
-              <w:jc w:val="left"/>
-            </w:pPr>
-            <w:r>
-              <w:rPr>
-                <w:sz w:val="24"/>
-              </w:rPr>
-              <w:t xml:space="preserve">Vận hành Không gian sáng tạo mở thử nghiệm</w:t>
-            </w:r>
-          </w:p>
-          <w:p>
-            <w:pPr>
-              <w:spacing w:before="20" w:after="20" w:line="252" w:lineRule="auto"/>
-              <w:ind w:firstLine="0"/>
-              <w:jc w:val="left"/>
-            </w:pPr>
-            <w:r>
-              <w:rPr>
-                <w:sz w:val="24"/>
-              </w:rPr>
-              <w:t xml:space="preserve">Định giá, đàm phán chuyển giao</w:t>
-            </w:r>
-          </w:p>
-        </w:tc>
-        <w:tc>
-          <w:tcPr>
-            <w:tcW w:w="2055" w:type="dxa"/>
-            <w:vAlign w:val="center"/>
-          </w:tcPr>
-          <w:p>
-            <w:pPr>
-              <w:spacing w:before="20" w:after="20" w:line="252" w:lineRule="auto"/>
-              <w:ind w:firstLine="0"/>
-              <w:jc w:val="left"/>
-            </w:pPr>
-            <w:r>
-              <w:rPr>
-                <w:sz w:val="24"/>
-              </w:rPr>
-              <w:t xml:space="preserve">Hồ sơ sáng chế</w:t>
-            </w:r>
-          </w:p>
-          <w:p>
-            <w:pPr>
-              <w:spacing w:before="20" w:after="20" w:line="252" w:lineRule="auto"/>
-              <w:ind w:firstLine="0"/>
-              <w:jc w:val="left"/>
-            </w:pPr>
-            <w:r>
-              <w:rPr>
-                <w:sz w:val="24"/>
-              </w:rPr>
-              <w:t xml:space="preserve">Hợp đồng chuyển giao</w:t>
-            </w:r>
-          </w:p>
-          <w:p>
-            <w:pPr>
-              <w:spacing w:before="20" w:after="20" w:line="252" w:lineRule="auto"/>
-              <w:ind w:firstLine="0"/>
-              <w:jc w:val="left"/>
-            </w:pPr>
-            <w:r>
-              <w:rPr>
-                <w:sz w:val="24"/>
-              </w:rPr>
-              <w:t xml:space="preserve">Báo cáo định giá</w:t>
-            </w:r>
-          </w:p>
-        </w:tc>
-      </w:tr>
-      <w:tr>
-        <w:trPr/>
-        <w:tc>
-          <w:tcPr>
-            <w:tcW w:w="2176" w:type="dxa"/>
-            <w:vAlign w:val="center"/>
-          </w:tcPr>
-          <w:p>
-            <w:pPr>
-              <w:spacing w:before="20" w:after="20" w:line="252" w:lineRule="auto"/>
-              <w:ind w:firstLine="0"/>
-              <w:jc w:val="left"/>
-            </w:pPr>
-            <w:r>
-              <w:rPr>
-                <w:sz w:val="24"/>
-              </w:rPr>
-              <w:t xml:space="preserve">Phòng Tài chính - Kế toán</w:t>
-            </w:r>
-          </w:p>
-        </w:tc>
-        <w:tc>
-          <w:tcPr>
-            <w:tcW w:w="1693" w:type="dxa"/>
-            <w:vAlign w:val="center"/>
-          </w:tcPr>
-          <w:p>
-            <w:pPr>
-              <w:spacing w:before="20" w:after="20" w:line="252" w:lineRule="auto"/>
-              <w:ind w:firstLine="0"/>
-              <w:jc w:val="left"/>
-            </w:pPr>
-            <w:r>
-              <w:rPr>
-                <w:sz w:val="24"/>
-              </w:rPr>
-              <w:t xml:space="preserve">Đơn vị phối hợp</w:t>
-            </w:r>
-          </w:p>
-        </w:tc>
-        <w:tc>
-          <w:tcPr>
-            <w:tcW w:w="3144" w:type="dxa"/>
-            <w:vAlign w:val="center"/>
-          </w:tcPr>
-          <w:p>
-            <w:pPr>
-              <w:spacing w:before="20" w:after="20" w:line="252" w:lineRule="auto"/>
-              <w:ind w:firstLine="0"/>
-              <w:jc w:val="left"/>
-            </w:pPr>
-            <w:r>
-              <w:rPr>
-                <w:sz w:val="24"/>
-              </w:rPr>
-              <w:t xml:space="preserve">Bố trí kinh phí nộp đơn</w:t>
-            </w:r>
-          </w:p>
-          <w:p>
-            <w:pPr>
-              <w:spacing w:before="20" w:after="20" w:line="252" w:lineRule="auto"/>
-              <w:ind w:firstLine="0"/>
-              <w:jc w:val="left"/>
-            </w:pPr>
-            <w:r>
-              <w:rPr>
-                <w:sz w:val="24"/>
-              </w:rPr>
-              <w:t xml:space="preserve">Chi trả thù lao</w:t>
-            </w:r>
-          </w:p>
-          <w:p>
-            <w:pPr>
-              <w:spacing w:before="20" w:after="20" w:line="252" w:lineRule="auto"/>
-              <w:ind w:firstLine="0"/>
-              <w:jc w:val="left"/>
-            </w:pPr>
-            <w:r>
-              <w:rPr>
-                <w:sz w:val="24"/>
-              </w:rPr>
-              <w:t xml:space="preserve">Giám sát sử dụng quỹ</w:t>
-            </w:r>
-          </w:p>
-        </w:tc>
-        <w:tc>
-          <w:tcPr>
-            <w:tcW w:w="2055" w:type="dxa"/>
-            <w:vAlign w:val="center"/>
-          </w:tcPr>
-          <w:p>
-            <w:pPr>
-              <w:spacing w:before="20" w:after="20" w:line="252" w:lineRule="auto"/>
-              <w:ind w:firstLine="0"/>
-              <w:jc w:val="left"/>
-            </w:pPr>
-            <w:r>
-              <w:rPr>
-                <w:sz w:val="24"/>
-              </w:rPr>
-              <w:t xml:space="preserve">Chứng từ giải ngân</w:t>
-            </w:r>
-          </w:p>
-          <w:p>
-            <w:pPr>
-              <w:spacing w:before="20" w:after="20" w:line="252" w:lineRule="auto"/>
-              <w:ind w:firstLine="0"/>
-              <w:jc w:val="left"/>
-            </w:pPr>
-            <w:r>
-              <w:rPr>
-                <w:sz w:val="24"/>
-              </w:rPr>
-              <w:t xml:space="preserve">Phụ lục hợp đồng</w:t>
-            </w:r>
-          </w:p>
-        </w:tc>
-      </w:tr>
-      <w:tr>
-        <w:trPr/>
-        <w:tc>
-          <w:tcPr>
-            <w:tcW w:w="2176" w:type="dxa"/>
-            <w:vAlign w:val="center"/>
-          </w:tcPr>
-          <w:p>
-            <w:pPr>
-              <w:spacing w:before="20" w:after="20" w:line="252" w:lineRule="auto"/>
-              <w:ind w:firstLine="0"/>
-              <w:jc w:val="left"/>
-            </w:pPr>
-            <w:r>
-              <w:rPr>
-                <w:sz w:val="24"/>
-              </w:rPr>
-              <w:t xml:space="preserve">Trung tâm Tuyển sinh và Quản trị thương hiệu</w:t>
-            </w:r>
-          </w:p>
-        </w:tc>
-        <w:tc>
-          <w:tcPr>
-            <w:tcW w:w="1693" w:type="dxa"/>
-            <w:vAlign w:val="center"/>
-          </w:tcPr>
-          <w:p>
-            <w:pPr>
-              <w:spacing w:before="20" w:after="20" w:line="252" w:lineRule="auto"/>
-              <w:ind w:firstLine="0"/>
-              <w:jc w:val="left"/>
-            </w:pPr>
-            <w:r>
-              <w:rPr>
-                <w:sz w:val="24"/>
-              </w:rPr>
-              <w:t xml:space="preserve">Đơn vị phối hợp</w:t>
-            </w:r>
-          </w:p>
-        </w:tc>
-        <w:tc>
-          <w:tcPr>
-            <w:tcW w:w="3144" w:type="dxa"/>
-            <w:vAlign w:val="center"/>
-          </w:tcPr>
-          <w:p>
-            <w:pPr>
-              <w:spacing w:before="20" w:after="20" w:line="252" w:lineRule="auto"/>
-              <w:ind w:firstLine="0"/>
-              <w:jc w:val="left"/>
-            </w:pPr>
-            <w:r>
-              <w:rPr>
-                <w:sz w:val="24"/>
-              </w:rPr>
-              <w:t xml:space="preserve">Quản lý nhãn hiệu, bộ nhận diện</w:t>
-            </w:r>
-          </w:p>
-          <w:p>
-            <w:pPr>
-              <w:spacing w:before="20" w:after="20" w:line="252" w:lineRule="auto"/>
-              <w:ind w:firstLine="0"/>
-              <w:jc w:val="left"/>
-            </w:pPr>
-            <w:r>
-              <w:rPr>
-                <w:sz w:val="24"/>
-              </w:rPr>
-              <w:t xml:space="preserve">Cấp phép sử dụng nhãn hiệu</w:t>
-            </w:r>
-          </w:p>
-        </w:tc>
-        <w:tc>
-          <w:tcPr>
-            <w:tcW w:w="2055" w:type="dxa"/>
-            <w:vAlign w:val="center"/>
-          </w:tcPr>
-          <w:p>
-            <w:pPr>
-              <w:spacing w:before="20" w:after="20" w:line="252" w:lineRule="auto"/>
-              <w:ind w:firstLine="0"/>
-              <w:jc w:val="left"/>
-            </w:pPr>
-            <w:r>
-              <w:rPr>
-                <w:sz w:val="24"/>
-              </w:rPr>
-              <w:t xml:space="preserve">Văn bằng nhãn hiệu</w:t>
-            </w:r>
-          </w:p>
-          <w:p>
-            <w:pPr>
-              <w:spacing w:before="20" w:after="20" w:line="252" w:lineRule="auto"/>
-              <w:ind w:firstLine="0"/>
-              <w:jc w:val="left"/>
-            </w:pPr>
-            <w:r>
-              <w:rPr>
-                <w:sz w:val="24"/>
-              </w:rPr>
-              <w:t xml:space="preserve">Quy chế thương hiệu</w:t>
-            </w:r>
-          </w:p>
-        </w:tc>
-      </w:tr>
-    </w:tbl>
+        <w:rPr>
+          <w:szCs w:val="26"/>
+        </w:rPr>
+      </w:pPr>
+      <w:r>
+        <w:drawing>
+          <wp:inline xmlns:a="http://schemas.openxmlformats.org/drawingml/2006/main" xmlns:pic="http://schemas.openxmlformats.org/drawingml/2006/picture">
+            <wp:extent cx="5580000" cy="4140000"/>
+            <wp:docPr id="1" name="Picture 1"/>
+            <wp:cNvGraphicFramePr>
+              <a:graphicFrameLocks noChangeAspect="1"/>
+            </wp:cNvGraphicFramePr>
+            <a:graphic>
+              <a:graphicData uri="http://schemas.openxmlformats.org/drawingml/2006/picture">
+                <pic:pic>
+                  <pic:nvPicPr>
+                    <pic:cNvPr id="0" name="phoi_hop.png"/>
+                    <pic:cNvPicPr/>
+                  </pic:nvPicPr>
+                  <pic:blipFill>
+                    <a:blip r:embed="rId6"/>
+                    <a:stretch>
+                      <a:fillRect/>
+                    </a:stretch>
+                  </pic:blipFill>
+                  <pic:spPr>
+                    <a:xfrm>
+                      <a:off x="0" y="0"/>
+                      <a:ext cx="5580000" cy="4140000"/>
+                    </a:xfrm>
+                    <a:prstGeom prst="rect"/>
+                  </pic:spPr>
+                </pic:pic>
+              </a:graphicData>
+            </a:graphic>
+          </wp:inline>
+        </w:drawing>
+      </w:r>
+    </w:p>
     <w:p>
       <w:pPr>
         <w:spacing w:after="160"/>
@@ -2811,7 +2084,7 @@
         <w:rPr>
           <w:szCs w:val="26"/>
         </w:rPr>
-        <w:t xml:space="preserve">Thực trạng cho thấy việc đăng ký bảo hộ sở hữu trí tuệ tại Nhà trường hiện nay mang tính tự phát, phụ thuộc vào sự chủ động của từng cá nhân giảng viên. Quy trình tiếp nhận - xử lý - nộp đơn chưa được chuẩn hóa, dẫn đến nguy cơ bỏ sót các kết quả nghiên cứu có khả năng bảo hộ, đặc biệt là nguy cơ bộc lộ công khai qua các bài báo khoa học làm mất tính mới của sáng chế trước khi kịp nộp đơn đăng ký. Giải pháp này nhằm chuyển từ quản lý thụ động sang đồng hành chủ động, bảo đảm không bỏ sót bất kỳ tài sản trí tuệ nào và đăng ký quyền tác giả cho giáo trình, học liệu số.</w:t>
+        <w:t xml:space="preserve">Thực trạng tại Chương 2 cho thấy tiềm năng tài sản trí tuệ của đội ngũ là rất lớn, đặc biệt ở khối ngành Y - Dược, nhưng quy trình hiện hành còn một khoảng trống kỹ thuật: chưa có biểu mẫu rà soát khả năng bảo hộ tại thời điểm nghiệm thu, nên việc đăng ký phụ thuộc vào sự chủ động của từng tác giả. Quy trình tiếp nhận, xử lý, nộp đơn vì vậy cần được chuẩn hóa để tránh nguy cơ bỏ sót các kết quả nghiên cứu có khả năng bảo hộ, đặc biệt là nguy cơ bộc lộ công khai qua các bài báo khoa học làm mất tính mới của sáng chế trước khi kịp nộp đơn đăng ký. Giải pháp này nhằm chuyển từ quản lý thụ động sang đồng hành chủ động, bảo đảm không bỏ sót bất kỳ tài sản trí tuệ nào và đăng ký quyền tác giả cho giáo trình, học liệu số.</w:t>
       </w:r>
     </w:p>
     <w:p>
@@ -2840,7 +2113,86 @@
         <w:rPr>
           <w:szCs w:val="26"/>
         </w:rPr>
-        <w:t xml:space="preserve">Ban hành Quy trình chuẩn 8 khâu quản lý tài sản trí tuệ từ ý tưởng đến thương mại hóa, áp dụng cho tất cả các đề tài cấp cơ sở và các nhiệm vụ khoa học công nghệ sử dụng ngân sách:</w:t>
+        <w:t xml:space="preserve">Ban hành Quy trình chuẩn 8 khâu quản lý tài sản trí tuệ từ ý tưởng đến thương mại hóa, áp dụng cho tất cả các đề tài cấp cơ sở và các nhiệm vụ khoa học công nghệ sử dụng ngân sách, được tóm tắt tại hình dưới đây và mô tả cụ thể sau đó.</w:t>
+      </w:r>
+    </w:p>
+    <w:p>
+      <w:pPr>
+        <w:keepNext/>
+        <w:spacing w:before="160" w:after="80"/>
+        <w:ind w:firstLine="0"/>
+        <w:jc w:val="center"/>
+        <w:rPr>
+          <w:szCs w:val="26"/>
+        </w:rPr>
+      </w:pPr>
+      <w:r>
+        <w:rPr>
+          <w:b/>
+          <w:szCs w:val="26"/>
+        </w:rPr>
+        <w:t>Hình 3.2. Quy trình 8 khâu quản lý tài sản trí tuệ từ ý tưởng đến thương mại hóa</w:t>
+      </w:r>
+    </w:p>
+    <w:p>
+      <w:pPr>
+        <w:keepNext/>
+        <w:spacing w:before="0" w:after="0" w:line="240" w:lineRule="auto"/>
+        <w:ind w:firstLine="0"/>
+        <w:jc w:val="center"/>
+        <w:rPr>
+          <w:szCs w:val="26"/>
+        </w:rPr>
+      </w:pPr>
+      <w:r>
+        <w:drawing>
+          <wp:inline xmlns:a="http://schemas.openxmlformats.org/drawingml/2006/main" xmlns:pic="http://schemas.openxmlformats.org/drawingml/2006/picture">
+            <wp:extent cx="5580000" cy="3384000"/>
+            <wp:docPr id="2" name="Picture 2"/>
+            <wp:cNvGraphicFramePr>
+              <a:graphicFrameLocks noChangeAspect="1"/>
+            </wp:cNvGraphicFramePr>
+            <a:graphic>
+              <a:graphicData uri="http://schemas.openxmlformats.org/drawingml/2006/picture">
+                <pic:pic>
+                  <pic:nvPicPr>
+                    <pic:cNvPr id="0" name="tam_khau.png"/>
+                    <pic:cNvPicPr/>
+                  </pic:nvPicPr>
+                  <pic:blipFill>
+                    <a:blip r:embed="rId9"/>
+                    <a:stretch>
+                      <a:fillRect/>
+                    </a:stretch>
+                  </pic:blipFill>
+                  <pic:spPr>
+                    <a:xfrm>
+                      <a:off x="0" y="0"/>
+                      <a:ext cx="5580000" cy="3384000"/>
+                    </a:xfrm>
+                    <a:prstGeom prst="rect"/>
+                  </pic:spPr>
+                </pic:pic>
+              </a:graphicData>
+            </a:graphic>
+          </wp:inline>
+        </w:drawing>
+      </w:r>
+    </w:p>
+    <w:p>
+      <w:pPr>
+        <w:spacing w:after="160"/>
+        <w:ind w:firstLine="0"/>
+        <w:rPr>
+          <w:szCs w:val="26"/>
+        </w:rPr>
+      </w:pPr>
+      <w:r>
+        <w:rPr>
+          <w:i/>
+          <w:szCs w:val="26"/>
+        </w:rPr>
+        <w:t>Nguồn: Nhóm nghiên cứu đề xuất.</w:t>
       </w:r>
     </w:p>
     <w:p>
@@ -3141,7 +2493,7 @@
         <w:rPr>
           <w:szCs w:val="26"/>
         </w:rPr>
-        <w:t xml:space="preserve"> Trích lập Dòng kinh phí hỗ trợ đăng ký sở hữu trí tuệ nằm trong Quỹ Phát triển khoa học công nghệ của Trường, được hình thành trên cơ sở Quỹ nghiên cứu khoa học hiện có tại Chương VII Quyết định 213 và theo trách nhiệm thành lập Quỹ phát triển khoa học và công nghệ tại điểm d khoản 3 Điều 28 Luật Giáo dục đại học số 125/2025/QH15. Nguồn kinh phí này tài trợ toàn bộ lệ phí nộp đơn, phí thẩm định nội dung, phí công bố và phí đại diện sở hữu công nghiệp cho các đề tài cấp cơ sở có kết quả đủ điều kiện bảo hộ. Mức trích lập dự kiến từ 5% đến 10% tổng Quỹ Phát triển khoa học công nghệ hằng năm. Đồng thời sửa đổi Điều lệ Quỹ Học bổng sau tiến sĩ Ngô Xuân Độ, ngân sách 5 tỷ đồng giai đoạn 2025 - 2029, để sản phẩm hình thành từ đề tài cấp cơ sở đã qua rà soát tại Khâu 4 được đề nghị hỗ trợ chi phí đăng ký, tạo cơ chế chuyển tiếp giữa hai kênh tài trợ.</w:t>
+        <w:t xml:space="preserve"> Trích lập Dòng kinh phí hỗ trợ đăng ký sở hữu trí tuệ nằm trong Quỹ Phát triển khoa học công nghệ của Trường, được hình thành trên cơ sở Quỹ nghiên cứu khoa học hiện có tại Chương VII Quyết định 213 và theo trách nhiệm thành lập Quỹ phát triển khoa học và công nghệ tại điểm d khoản 3 Điều 28 Luật Giáo dục đại học số 125/2025/QH15, phù hợp với điểm b khoản 2 Điều 66 Luật số 93/2025/QH15 cho phép quỹ phát triển khoa học và công nghệ của tổ chức chi cho đăng ký, bảo hộ, quản lý, khai thác quyền sở hữu trí tuệ. Nguồn kinh phí này tài trợ toàn bộ lệ phí nộp đơn, phí thẩm định nội dung, phí công bố và phí đại diện sở hữu công nghiệp cho các đề tài cấp cơ sở có kết quả đủ điều kiện bảo hộ. Mức trích lập dự kiến từ 5% đến 10% tổng Quỹ Phát triển khoa học công nghệ hằng năm. Đồng thời sửa đổi Điều lệ Quỹ Học bổng sau tiến sĩ Ngô Xuân Độ, ngân sách 5 tỷ đồng giai đoạn 2025 - 2029, để sản phẩm hình thành từ đề tài cấp cơ sở đã qua rà soát tại Khâu 4 được đề nghị hỗ trợ chi phí đăng ký, tạo cơ chế chuyển tiếp giữa hai kênh tài trợ.</w:t>
       </w:r>
     </w:p>
     <w:p>
@@ -3286,7 +2638,7 @@
         <w:rPr>
           <w:szCs w:val="26"/>
         </w:rPr>
-        <w:t xml:space="preserve">Chương 2 không sử dụng khảo sát nhận thức, nhưng các dữ kiện hành vi cho thấy năng lực nhận diện tài sản trí tuệ trong đội ngũ còn hạn chế: 8 đề tài có sản phẩm đủ điều kiện xác lập quyền trong giai đoạn 2021 - 2024 đều chưa được nộp đơn; hai đề tài năm 2025 ghi dự kiến đăng ký giải pháp hữu ích nhưng chưa có đơn; 87 giáo trình chưa được đăng ký quyền tác giả; Kế hoạch 07/KH-ĐHTĐ chỉ thống kê 12 lượt tập huấn chung trong giai đoạn 2019 - 2023 và không tách riêng tập huấn về sở hữu trí tuệ. Giải pháp này nhằm khắc phục triệt để tình trạng trên, kích hoạt phong trào đăng ký bảo hộ trên diện rộng và chủ động đón đầu định hướng nghiên cứu đưa sở hữu trí tuệ thành nội dung học bắt buộc tại điểm b khoản 8 Mục III Điều 1 Quyết định số 1068/QĐ-TTg đã được sửa đổi tại Quyết định số 1624/QĐ-TTg.</w:t>
+        <w:t xml:space="preserve">Chương 2 không sử dụng khảo sát nhận thức, nhưng các dữ kiện hành vi cho thấy đội ngũ cần được hỗ trợ thêm về kỹ năng nhận diện và bảo hộ tài sản trí tuệ: 8 đề tài có sản phẩm đủ điều kiện xác lập quyền trong giai đoạn 2021 - 2024 đều chưa được nộp đơn; hai đề tài năm 2025 ghi dự kiến đăng ký giải pháp hữu ích nhưng chưa có đơn; 87 giáo trình chưa được đăng ký quyền tác giả; Kế hoạch 07/KH-ĐHTĐ chỉ thống kê 12 lượt tập huấn chung trong giai đoạn 2019 - 2023 và không tách riêng tập huấn về sở hữu trí tuệ. Giải pháp này nhằm khắc phục triệt để tình trạng trên, kích hoạt phong trào đăng ký bảo hộ trên diện rộng và chủ động đón đầu định hướng nghiên cứu đưa sở hữu trí tuệ thành nội dung học bắt buộc tại điểm b khoản 8 Mục III Điều 1 Quyết định số 1068/QĐ-TTg đã được sửa đổi tại Quyết định số 1624/QĐ-TTg.</w:t>
       </w:r>
     </w:p>
     <w:p>
@@ -3608,7 +2960,86 @@
         <w:rPr>
           <w:szCs w:val="26"/>
         </w:rPr>
-        <w:t xml:space="preserve">Hệ thống 05 nhóm giải pháp nêu trên được triển khai theo lộ trình 03 giai đoạn, gắn chặt với thời điểm có hiệu lực của các văn bản pháp luật mới và các mốc chiến lược quốc gia về sở hữu trí tuệ:</w:t>
+        <w:t xml:space="preserve">Hệ thống 05 nhóm giải pháp nêu trên được triển khai theo lộ trình 03 giai đoạn, gắn chặt với thời điểm có hiệu lực của các văn bản pháp luật mới và các mốc chiến lược quốc gia về sở hữu trí tuệ, được tóm tắt tại hình dưới đây.</w:t>
+      </w:r>
+    </w:p>
+    <w:p>
+      <w:pPr>
+        <w:keepNext/>
+        <w:spacing w:before="160" w:after="80"/>
+        <w:ind w:firstLine="0"/>
+        <w:jc w:val="center"/>
+        <w:rPr>
+          <w:szCs w:val="26"/>
+        </w:rPr>
+      </w:pPr>
+      <w:r>
+        <w:rPr>
+          <w:b/>
+          <w:szCs w:val="26"/>
+        </w:rPr>
+        <w:t>Hình 3.3. Lộ trình triển khai hệ thống giải pháp giai đoạn 2026 - 2030</w:t>
+      </w:r>
+    </w:p>
+    <w:p>
+      <w:pPr>
+        <w:keepNext/>
+        <w:spacing w:before="0" w:after="0" w:line="240" w:lineRule="auto"/>
+        <w:ind w:firstLine="0"/>
+        <w:jc w:val="center"/>
+        <w:rPr>
+          <w:szCs w:val="26"/>
+        </w:rPr>
+      </w:pPr>
+      <w:r>
+        <w:drawing>
+          <wp:inline xmlns:a="http://schemas.openxmlformats.org/drawingml/2006/main" xmlns:pic="http://schemas.openxmlformats.org/drawingml/2006/picture">
+            <wp:extent cx="5580000" cy="2664000"/>
+            <wp:docPr id="3" name="Picture 3"/>
+            <wp:cNvGraphicFramePr>
+              <a:graphicFrameLocks noChangeAspect="1"/>
+            </wp:cNvGraphicFramePr>
+            <a:graphic>
+              <a:graphicData uri="http://schemas.openxmlformats.org/drawingml/2006/picture">
+                <pic:pic>
+                  <pic:nvPicPr>
+                    <pic:cNvPr id="0" name="lo_trinh.png"/>
+                    <pic:cNvPicPr/>
+                  </pic:nvPicPr>
+                  <pic:blipFill>
+                    <a:blip r:embed="rId10"/>
+                    <a:stretch>
+                      <a:fillRect/>
+                    </a:stretch>
+                  </pic:blipFill>
+                  <pic:spPr>
+                    <a:xfrm>
+                      <a:off x="0" y="0"/>
+                      <a:ext cx="5580000" cy="2664000"/>
+                    </a:xfrm>
+                    <a:prstGeom prst="rect"/>
+                  </pic:spPr>
+                </pic:pic>
+              </a:graphicData>
+            </a:graphic>
+          </wp:inline>
+        </w:drawing>
+      </w:r>
+    </w:p>
+    <w:p>
+      <w:pPr>
+        <w:spacing w:after="160"/>
+        <w:ind w:firstLine="0"/>
+        <w:rPr>
+          <w:szCs w:val="26"/>
+        </w:rPr>
+      </w:pPr>
+      <w:r>
+        <w:rPr>
+          <w:i/>
+          <w:szCs w:val="26"/>
+        </w:rPr>
+        <w:t>Nguồn: Nhóm nghiên cứu đề xuất.</w:t>
       </w:r>
     </w:p>
     <w:p>
@@ -3941,7 +3372,7 @@
         <w:rPr>
           <w:szCs w:val="26"/>
         </w:rPr>
-        <w:t xml:space="preserve">Để đo lường hiệu quả triển khai hệ thống giải pháp, Đề tài đề xuất Bộ chỉ số theo dõi đánh giá hiệu quả gắn với từng nhóm giải pháp, được tổng hợp tại Bảng 3.4. Các chỉ số này được sử dụng làm căn cứ đánh giá hiệu quả hoạt động sở hữu trí tuệ của Nhà trường theo yêu cầu tại điểm b khoản 4 Mục III Điều 1 Quyết định số 1068/QĐ-TTg đã được sửa đổi tại Quyết định số 1624/QĐ-TTg. Chỉ tiêu văn bằng được đặt bằng hoặc cao hơn mức 3 văn bằng mỗi năm cho giai đoạn 2026 - 2028 tại Kế hoạch 07/KH-ĐHTĐ và cần được tính riêng cho văn bằng hình thành từ kết quả nghiên cứu, tránh lặp lại tình trạng chỉ tiêu gộp được hoàn thành bằng tài sản thương hiệu và hợp tác doanh nghiệp như phân tích tại Hình 2.9 Chương 2.</w:t>
+        <w:t xml:space="preserve">Để đo lường hiệu quả triển khai hệ thống giải pháp, Đề tài đề xuất Bộ chỉ số theo dõi đánh giá hiệu quả gắn với từng nhóm giải pháp, được tổng hợp tại Bảng 3.3. Các chỉ số này được sử dụng làm căn cứ đánh giá hiệu quả hoạt động sở hữu trí tuệ của Nhà trường theo yêu cầu tại điểm b khoản 4 Mục III Điều 1 Quyết định số 1068/QĐ-TTg đã được sửa đổi tại Quyết định số 1624/QĐ-TTg. Chỉ tiêu văn bằng được đặt bằng hoặc cao hơn mức 3 văn bằng mỗi năm cho giai đoạn 2026 - 2028 tại Kế hoạch 07/KH-ĐHTĐ và cần được tính riêng cho văn bằng hình thành từ kết quả nghiên cứu, tránh lặp lại tình trạng chỉ tiêu gộp được hoàn thành bằng tài sản thương hiệu và hợp tác doanh nghiệp như phân tích tại Hình 2.10 Chương 2.</w:t>
       </w:r>
     </w:p>
     <w:p>
@@ -3959,7 +3390,7 @@
           <w:b/>
           <w:szCs w:val="26"/>
         </w:rPr>
-        <w:t>Bảng 3.4. Bộ chỉ số theo dõi đánh giá hiệu quả triển khai hệ thống giải pháp</w:t>
+        <w:t>Bảng 3.3. Bộ chỉ số theo dõi đánh giá hiệu quả triển khai hệ thống giải pháp</w:t>
       </w:r>
     </w:p>
     <w:tbl>
